--- a/manuscript/cover_letter_PLOS_ONE_v08.docx
+++ b/manuscript/cover_letter_PLOS_ONE_v08.docx
@@ -34,7 +34,7 @@
     </w:p>
     <w:p>
       <w:r>
-        <w:t>Computational reproducibility is supported by separate R refits of all 6,000 background models, with a maximum absolute log-hazard-ratio discrepancy of approximately 1.97 × 10⁻⁹. Derived inputs, results and code are publicly available at https://doi.org/10.5281/zenodo.22865462 and https://github.com/wangjinglin0905-gif/oxeiptosis-crc-reproducibility. The manuscript reports an observational assessment of score behaviour and offers a reusable model-reproduction resource for computational oncology.</w:t>
+        <w:t>Computational reproducibility is supported by separate R refits of all 6,000 background models, with a maximum absolute log-hazard-ratio discrepancy of approximately 1.97 × 10⁻⁹. Derived inputs, results and code are publicly available at https://github.com/wangjinglin0905-gif/oxeiptosis-crc-reproducibility, with version-specific Zenodo DOI https://doi.org/10.5281/zenodo.22882797. The manuscript reports an observational assessment of score behaviour and offers a reusable model-reproduction resource for computational oncology.</w:t>
       </w:r>
     </w:p>
     <w:p>
